--- a/CMA_B1_Ch13_Handouts.docx
+++ b/CMA_B1_Ch13_Handouts.docx
@@ -14,7 +14,7 @@
           <w:sz w:val="40"/>
           <w:szCs w:val="40"/>
         </w:rPr>
-        <w:t xml:space="preserve">Handout 13.1 · The tables and figures</w:t>
+        <w:t xml:space="preserve">Handout 13.1 · Income Taxes: the figures and the schedules</w:t>
       </w:r>
     </w:p>
     <w:p>
@@ -3056,7 +3056,7 @@
           <w:sz w:val="40"/>
           <w:szCs w:val="40"/>
         </w:rPr>
-        <w:t xml:space="preserve">Handout 13.2 · The tables and figures · part 2</w:t>
+        <w:t xml:space="preserve">Handout 13.2 · Income Taxes: the figures and the schedules · part 2</w:t>
       </w:r>
     </w:p>
     <w:p>
@@ -7468,7 +7468,7 @@
           <w:sz w:val="40"/>
           <w:szCs w:val="40"/>
         </w:rPr>
-        <w:t xml:space="preserve">Handout 13.3 · The practice set</w:t>
+        <w:t xml:space="preserve">Handout 13.3 · Income Taxes: exam practice</w:t>
       </w:r>
     </w:p>
     <w:p>
@@ -14072,7 +14072,7 @@
               <w:sz w:val="16"/>
               <w:szCs w:val="16"/>
             </w:rPr>
-            <w:t xml:space="preserve">Handout 13.1 · The tables and figures</w:t>
+            <w:t xml:space="preserve">Handout 13.1 · Income Taxes: the figures and the schedules</w:t>
           </w:r>
         </w:p>
       </w:tc>
@@ -14163,7 +14163,7 @@
               <w:sz w:val="16"/>
               <w:szCs w:val="16"/>
             </w:rPr>
-            <w:t xml:space="preserve">Handout 13.2 · The tables and figures · part 2</w:t>
+            <w:t xml:space="preserve">Handout 13.2 · Income Taxes: the figures and the schedules · part 2</w:t>
           </w:r>
         </w:p>
       </w:tc>
@@ -14254,7 +14254,7 @@
               <w:sz w:val="16"/>
               <w:szCs w:val="16"/>
             </w:rPr>
-            <w:t xml:space="preserve">Handout 13.3 · The practice set</w:t>
+            <w:t xml:space="preserve">Handout 13.3 · Income Taxes: exam practice</w:t>
           </w:r>
         </w:p>
       </w:tc>
